--- a/modelosRelatorios/_RelatorioTemplateDanilo.docx
+++ b/modelosRelatorios/_RelatorioTemplateDanilo.docx
@@ -1,6 +1,6 @@
 
 <file path=word/document.xml><?xml version="1.0" encoding="utf-8"?>
-<w:document xmlns:wpc="http://schemas.microsoft.com/office/word/2010/wordprocessingCanvas" xmlns:cx="http://schemas.microsoft.com/office/drawing/2014/chartex" xmlns:cx1="http://schemas.microsoft.com/office/drawing/2015/9/8/chartex" xmlns:cx2="http://schemas.microsoft.com/office/drawing/2015/10/21/chartex" xmlns:cx3="http://schemas.microsoft.com/office/drawing/2016/5/9/chartex" xmlns:cx4="http://schemas.microsoft.com/office/drawing/2016/5/10/chartex" xmlns:cx5="http://schemas.microsoft.com/office/drawing/2016/5/11/chartex" xmlns:cx6="http://schemas.microsoft.com/office/drawing/2016/5/12/chartex" xmlns:cx7="http://schemas.microsoft.com/office/drawing/2016/5/13/chartex" xmlns:cx8="http://schemas.microsoft.com/office/drawing/2016/5/14/chartex" xmlns:mc="http://schemas.openxmlformats.org/markup-compatibility/2006" xmlns:aink="http://schemas.microsoft.com/office/drawing/2016/ink" xmlns:am3d="http://schemas.microsoft.com/office/drawing/2017/model3d" xmlns:o="urn:schemas-microsoft-com:office:office" xmlns:oel="http://schemas.microsoft.com/office/2019/extlst" xmlns:r="http://schemas.openxmlformats.org/officeDocument/2006/relationships" xmlns:m="http://schemas.openxmlformats.org/officeDocument/2006/math" xmlns:v="urn:schemas-microsoft-com:vml" xmlns:wp14="http://schemas.microsoft.com/office/word/2010/wordprocessingDrawing" xmlns:wp="http://schemas.openxmlformats.org/drawingml/2006/wordprocessingDrawing" xmlns:w10="urn:schemas-microsoft-com:office:word" xmlns:w="http://schemas.openxmlformats.org/wordprocessingml/2006/main" xmlns:w14="http://schemas.microsoft.com/office/word/2010/wordml" xmlns:w15="http://schemas.microsoft.com/office/word/2012/wordml" xmlns:w16cex="http://schemas.microsoft.com/office/word/2018/wordml/cex" xmlns:w16cid="http://schemas.microsoft.com/office/word/2016/wordml/cid" xmlns:w16="http://schemas.microsoft.com/office/word/2018/wordml" xmlns:w16du="http://schemas.microsoft.com/office/word/2023/wordml/word16du" xmlns:w16sdtdh="http://schemas.microsoft.com/office/word/2020/wordml/sdtdatahash" xmlns:w16sdtfl="http://schemas.microsoft.com/office/word/2024/wordml/sdtformatlock" xmlns:w16se="http://schemas.microsoft.com/office/word/2015/wordml/symex" xmlns:wpg="http://schemas.microsoft.com/office/word/2010/wordprocessingGroup" xmlns:wpi="http://schemas.microsoft.com/office/word/2010/wordprocessingInk" xmlns:wne="http://schemas.microsoft.com/office/word/2006/wordml" xmlns:wps="http://schemas.microsoft.com/office/word/2010/wordprocessingShape" mc:Ignorable="w14 w15 w16se w16cid w16 w16cex w16sdtdh w16sdtfl w16du wp14">
+<w:document xmlns:wpc="http://schemas.microsoft.com/office/word/2010/wordprocessingCanvas" xmlns:cx="http://schemas.microsoft.com/office/drawing/2014/chartex" xmlns:cx1="http://schemas.microsoft.com/office/drawing/2015/9/8/chartex" xmlns:cx2="http://schemas.microsoft.com/office/drawing/2015/10/21/chartex" xmlns:cx3="http://schemas.microsoft.com/office/drawing/2016/5/9/chartex" xmlns:cx4="http://schemas.microsoft.com/office/drawing/2016/5/10/chartex" xmlns:cx5="http://schemas.microsoft.com/office/drawing/2016/5/11/chartex" xmlns:cx6="http://schemas.microsoft.com/office/drawing/2016/5/12/chartex" xmlns:cx7="http://schemas.microsoft.com/office/drawing/2016/5/13/chartex" xmlns:cx8="http://schemas.microsoft.com/office/drawing/2016/5/14/chartex" xmlns:mc="http://schemas.openxmlformats.org/markup-compatibility/2006" xmlns:aink="http://schemas.microsoft.com/office/drawing/2016/ink" xmlns:am3d="http://schemas.microsoft.com/office/drawing/2017/model3d" xmlns:o="urn:schemas-microsoft-com:office:office" xmlns:oel="http://schemas.microsoft.com/office/2019/extlst" xmlns:r="http://schemas.openxmlformats.org/officeDocument/2006/relationships" xmlns:m="http://schemas.openxmlformats.org/officeDocument/2006/math" xmlns:v="urn:schemas-microsoft-com:vml" xmlns:wp14="http://schemas.microsoft.com/office/word/2010/wordprocessingDrawing" xmlns:wp="http://schemas.openxmlformats.org/drawingml/2006/wordprocessingDrawing" xmlns:w10="urn:schemas-microsoft-com:office:word" xmlns:w="http://schemas.openxmlformats.org/wordprocessingml/2006/main" xmlns:w14="http://schemas.microsoft.com/office/word/2010/wordml" xmlns:w15="http://schemas.microsoft.com/office/word/2012/wordml" xmlns:w16cex="http://schemas.microsoft.com/office/word/2018/wordml/cex" xmlns:w16cid="http://schemas.microsoft.com/office/word/2016/wordml/cid" xmlns:w16="http://schemas.microsoft.com/office/word/2018/wordml" xmlns:w16sdtdh="http://schemas.microsoft.com/office/word/2020/wordml/sdtdatahash" xmlns:w16se="http://schemas.microsoft.com/office/word/2015/wordml/symex" xmlns:wpg="http://schemas.microsoft.com/office/word/2010/wordprocessingGroup" xmlns:wpi="http://schemas.microsoft.com/office/word/2010/wordprocessingInk" xmlns:wne="http://schemas.microsoft.com/office/word/2006/wordml" xmlns:wps="http://schemas.microsoft.com/office/word/2010/wordprocessingShape" mc:Ignorable="w14 w15 w16se w16cid w16 w16cex w16sdtdh wp14">
   <w:body>
     <w:p>
       <w:pPr>
@@ -143,9 +143,9 @@
           <w:sz w:val="24"/>
           <w:szCs w:val="24"/>
         </w:rPr>
-        <w:t xml:space="preserve">, CPF </w:t>
-      </w:r>
-      <w:proofErr w:type="gramStart"/>
+        <w:t xml:space="preserve">, CPF nº </w:t>
+      </w:r>
+      <w:bookmarkStart w:id="1" w:name="CPF"/>
       <w:r>
         <w:rPr>
           <w:b/>
@@ -154,29 +154,7 @@
           <w:sz w:val="24"/>
           <w:szCs w:val="24"/>
         </w:rPr>
-        <w:t xml:space="preserve">nº  </w:t>
-      </w:r>
-      <w:bookmarkStart w:id="1" w:name="CPF"/>
-      <w:r>
-        <w:rPr>
-          <w:b/>
-          <w:bCs/>
-          <w:color w:val="1F3864"/>
-          <w:sz w:val="24"/>
-          <w:szCs w:val="24"/>
-        </w:rPr>
-        <w:t>#</w:t>
-      </w:r>
-      <w:proofErr w:type="gramEnd"/>
-      <w:r>
-        <w:rPr>
-          <w:b/>
-          <w:bCs/>
-          <w:color w:val="1F3864"/>
-          <w:sz w:val="24"/>
-          <w:szCs w:val="24"/>
-        </w:rPr>
-        <w:t>CPF</w:t>
+        <w:t>#CPF</w:t>
       </w:r>
       <w:bookmarkEnd w:id="1"/>
       <w:r>
@@ -318,39 +296,35 @@
           <w:sz w:val="24"/>
           <w:szCs w:val="24"/>
         </w:rPr>
-        <w:t>Osasco,</w:t>
-      </w:r>
-      <w:r>
-        <w:rPr>
-          <w:color w:val="1F3864"/>
-          <w:sz w:val="24"/>
-          <w:szCs w:val="24"/>
-        </w:rPr>
-        <w:t xml:space="preserve"> </w:t>
-      </w:r>
-      <w:r>
-        <w:rPr>
-          <w:color w:val="1F3864"/>
-          <w:sz w:val="24"/>
-          <w:szCs w:val="24"/>
-        </w:rPr>
-        <w:fldChar w:fldCharType="begin"/>
-      </w:r>
-      <w:r>
-        <w:rPr>
-          <w:color w:val="1F3864"/>
-          <w:sz w:val="24"/>
-          <w:szCs w:val="24"/>
-        </w:rPr>
-        <w:instrText xml:space="preserve"> TIME \@ "d' de 'MMMM' de 'yyyy" </w:instrText>
-      </w:r>
-      <w:r>
-        <w:rPr>
-          <w:color w:val="1F3864"/>
-          <w:sz w:val="24"/>
-          <w:szCs w:val="24"/>
-        </w:rPr>
-        <w:fldChar w:fldCharType="separate"/>
+        <w:t>Osasco, #DataAssinatura.</w:t>
+      </w:r>
+      <w:r>
+        <w:rPr>
+          <w:color w:val="1F3864"/>
+          <w:sz w:val="24"/>
+          <w:szCs w:val="24"/>
+        </w:rPr>
+      </w:r>
+      <w:r>
+        <w:rPr>
+          <w:color w:val="1F3864"/>
+          <w:sz w:val="24"/>
+          <w:szCs w:val="24"/>
+        </w:rPr>
+      </w:r>
+      <w:r>
+        <w:rPr>
+          <w:color w:val="1F3864"/>
+          <w:sz w:val="24"/>
+          <w:szCs w:val="24"/>
+        </w:rPr>
+      </w:r>
+      <w:r>
+        <w:rPr>
+          <w:color w:val="1F3864"/>
+          <w:sz w:val="24"/>
+          <w:szCs w:val="24"/>
+        </w:rPr>
       </w:r>
       <w:r>
         <w:rPr>
@@ -359,23 +333,20 @@
           <w:sz w:val="24"/>
           <w:szCs w:val="24"/>
         </w:rPr>
-        <w:t>19 de março de 2026</w:t>
-      </w:r>
-      <w:r>
-        <w:rPr>
-          <w:color w:val="1F3864"/>
-          <w:sz w:val="24"/>
-          <w:szCs w:val="24"/>
-        </w:rPr>
-        <w:fldChar w:fldCharType="end"/>
-      </w:r>
-      <w:r>
-        <w:rPr>
-          <w:color w:val="1F3864"/>
-          <w:sz w:val="24"/>
-          <w:szCs w:val="24"/>
-        </w:rPr>
-        <w:t>.</w:t>
+      </w:r>
+      <w:r>
+        <w:rPr>
+          <w:color w:val="1F3864"/>
+          <w:sz w:val="24"/>
+          <w:szCs w:val="24"/>
+        </w:rPr>
+      </w:r>
+      <w:r>
+        <w:rPr>
+          <w:color w:val="1F3864"/>
+          <w:sz w:val="24"/>
+          <w:szCs w:val="24"/>
+        </w:rPr>
       </w:r>
     </w:p>
     <w:p>
@@ -456,7 +427,7 @@
 </file>
 
 <file path=word/endnotes.xml><?xml version="1.0" encoding="utf-8"?>
-<w:endnotes xmlns:wpc="http://schemas.microsoft.com/office/word/2010/wordprocessingCanvas" xmlns:cx="http://schemas.microsoft.com/office/drawing/2014/chartex" xmlns:cx1="http://schemas.microsoft.com/office/drawing/2015/9/8/chartex" xmlns:cx2="http://schemas.microsoft.com/office/drawing/2015/10/21/chartex" xmlns:cx3="http://schemas.microsoft.com/office/drawing/2016/5/9/chartex" xmlns:cx4="http://schemas.microsoft.com/office/drawing/2016/5/10/chartex" xmlns:cx5="http://schemas.microsoft.com/office/drawing/2016/5/11/chartex" xmlns:cx6="http://schemas.microsoft.com/office/drawing/2016/5/12/chartex" xmlns:cx7="http://schemas.microsoft.com/office/drawing/2016/5/13/chartex" xmlns:cx8="http://schemas.microsoft.com/office/drawing/2016/5/14/chartex" xmlns:mc="http://schemas.openxmlformats.org/markup-compatibility/2006" xmlns:aink="http://schemas.microsoft.com/office/drawing/2016/ink" xmlns:am3d="http://schemas.microsoft.com/office/drawing/2017/model3d" xmlns:o="urn:schemas-microsoft-com:office:office" xmlns:oel="http://schemas.microsoft.com/office/2019/extlst" xmlns:r="http://schemas.openxmlformats.org/officeDocument/2006/relationships" xmlns:m="http://schemas.openxmlformats.org/officeDocument/2006/math" xmlns:v="urn:schemas-microsoft-com:vml" xmlns:wp14="http://schemas.microsoft.com/office/word/2010/wordprocessingDrawing" xmlns:wp="http://schemas.openxmlformats.org/drawingml/2006/wordprocessingDrawing" xmlns:w10="urn:schemas-microsoft-com:office:word" xmlns:w="http://schemas.openxmlformats.org/wordprocessingml/2006/main" xmlns:w14="http://schemas.microsoft.com/office/word/2010/wordml" xmlns:w15="http://schemas.microsoft.com/office/word/2012/wordml" xmlns:w16cex="http://schemas.microsoft.com/office/word/2018/wordml/cex" xmlns:w16cid="http://schemas.microsoft.com/office/word/2016/wordml/cid" xmlns:w16="http://schemas.microsoft.com/office/word/2018/wordml" xmlns:w16du="http://schemas.microsoft.com/office/word/2023/wordml/word16du" xmlns:w16sdtdh="http://schemas.microsoft.com/office/word/2020/wordml/sdtdatahash" xmlns:w16sdtfl="http://schemas.microsoft.com/office/word/2024/wordml/sdtformatlock" xmlns:w16se="http://schemas.microsoft.com/office/word/2015/wordml/symex" xmlns:wpg="http://schemas.microsoft.com/office/word/2010/wordprocessingGroup" xmlns:wpi="http://schemas.microsoft.com/office/word/2010/wordprocessingInk" xmlns:wne="http://schemas.microsoft.com/office/word/2006/wordml" xmlns:wps="http://schemas.microsoft.com/office/word/2010/wordprocessingShape" mc:Ignorable="w14 w15 w16se w16cid w16 w16cex w16sdtdh w16sdtfl w16du wp14">
+<w:endnotes xmlns:wpc="http://schemas.microsoft.com/office/word/2010/wordprocessingCanvas" xmlns:cx="http://schemas.microsoft.com/office/drawing/2014/chartex" xmlns:cx1="http://schemas.microsoft.com/office/drawing/2015/9/8/chartex" xmlns:cx2="http://schemas.microsoft.com/office/drawing/2015/10/21/chartex" xmlns:cx3="http://schemas.microsoft.com/office/drawing/2016/5/9/chartex" xmlns:cx4="http://schemas.microsoft.com/office/drawing/2016/5/10/chartex" xmlns:cx5="http://schemas.microsoft.com/office/drawing/2016/5/11/chartex" xmlns:cx6="http://schemas.microsoft.com/office/drawing/2016/5/12/chartex" xmlns:cx7="http://schemas.microsoft.com/office/drawing/2016/5/13/chartex" xmlns:cx8="http://schemas.microsoft.com/office/drawing/2016/5/14/chartex" xmlns:mc="http://schemas.openxmlformats.org/markup-compatibility/2006" xmlns:aink="http://schemas.microsoft.com/office/drawing/2016/ink" xmlns:am3d="http://schemas.microsoft.com/office/drawing/2017/model3d" xmlns:o="urn:schemas-microsoft-com:office:office" xmlns:oel="http://schemas.microsoft.com/office/2019/extlst" xmlns:r="http://schemas.openxmlformats.org/officeDocument/2006/relationships" xmlns:m="http://schemas.openxmlformats.org/officeDocument/2006/math" xmlns:v="urn:schemas-microsoft-com:vml" xmlns:wp14="http://schemas.microsoft.com/office/word/2010/wordprocessingDrawing" xmlns:wp="http://schemas.openxmlformats.org/drawingml/2006/wordprocessingDrawing" xmlns:w10="urn:schemas-microsoft-com:office:word" xmlns:w="http://schemas.openxmlformats.org/wordprocessingml/2006/main" xmlns:w14="http://schemas.microsoft.com/office/word/2010/wordml" xmlns:w15="http://schemas.microsoft.com/office/word/2012/wordml" xmlns:w16cex="http://schemas.microsoft.com/office/word/2018/wordml/cex" xmlns:w16cid="http://schemas.microsoft.com/office/word/2016/wordml/cid" xmlns:w16="http://schemas.microsoft.com/office/word/2018/wordml" xmlns:w16sdtdh="http://schemas.microsoft.com/office/word/2020/wordml/sdtdatahash" xmlns:w16se="http://schemas.microsoft.com/office/word/2015/wordml/symex" xmlns:wpg="http://schemas.microsoft.com/office/word/2010/wordprocessingGroup" xmlns:wpi="http://schemas.microsoft.com/office/word/2010/wordprocessingInk" xmlns:wne="http://schemas.microsoft.com/office/word/2006/wordml" xmlns:wps="http://schemas.microsoft.com/office/word/2010/wordprocessingShape" mc:Ignorable="w14 w15 w16se w16cid w16 w16cex w16sdtdh wp14">
   <w:endnote w:type="separator" w:id="-1">
     <w:p>
       <w:pPr>
@@ -481,7 +452,7 @@
 </file>
 
 <file path=word/footer1.xml><?xml version="1.0" encoding="utf-8"?>
-<w:ftr xmlns:wpc="http://schemas.microsoft.com/office/word/2010/wordprocessingCanvas" xmlns:cx="http://schemas.microsoft.com/office/drawing/2014/chartex" xmlns:cx1="http://schemas.microsoft.com/office/drawing/2015/9/8/chartex" xmlns:cx2="http://schemas.microsoft.com/office/drawing/2015/10/21/chartex" xmlns:cx3="http://schemas.microsoft.com/office/drawing/2016/5/9/chartex" xmlns:cx4="http://schemas.microsoft.com/office/drawing/2016/5/10/chartex" xmlns:cx5="http://schemas.microsoft.com/office/drawing/2016/5/11/chartex" xmlns:cx6="http://schemas.microsoft.com/office/drawing/2016/5/12/chartex" xmlns:cx7="http://schemas.microsoft.com/office/drawing/2016/5/13/chartex" xmlns:cx8="http://schemas.microsoft.com/office/drawing/2016/5/14/chartex" xmlns:mc="http://schemas.openxmlformats.org/markup-compatibility/2006" xmlns:aink="http://schemas.microsoft.com/office/drawing/2016/ink" xmlns:am3d="http://schemas.microsoft.com/office/drawing/2017/model3d" xmlns:o="urn:schemas-microsoft-com:office:office" xmlns:oel="http://schemas.microsoft.com/office/2019/extlst" xmlns:r="http://schemas.openxmlformats.org/officeDocument/2006/relationships" xmlns:m="http://schemas.openxmlformats.org/officeDocument/2006/math" xmlns:v="urn:schemas-microsoft-com:vml" xmlns:wp14="http://schemas.microsoft.com/office/word/2010/wordprocessingDrawing" xmlns:wp="http://schemas.openxmlformats.org/drawingml/2006/wordprocessingDrawing" xmlns:w10="urn:schemas-microsoft-com:office:word" xmlns:w="http://schemas.openxmlformats.org/wordprocessingml/2006/main" xmlns:w14="http://schemas.microsoft.com/office/word/2010/wordml" xmlns:w15="http://schemas.microsoft.com/office/word/2012/wordml" xmlns:w16cex="http://schemas.microsoft.com/office/word/2018/wordml/cex" xmlns:w16cid="http://schemas.microsoft.com/office/word/2016/wordml/cid" xmlns:w16="http://schemas.microsoft.com/office/word/2018/wordml" xmlns:w16du="http://schemas.microsoft.com/office/word/2023/wordml/word16du" xmlns:w16sdtdh="http://schemas.microsoft.com/office/word/2020/wordml/sdtdatahash" xmlns:w16sdtfl="http://schemas.microsoft.com/office/word/2024/wordml/sdtformatlock" xmlns:w16se="http://schemas.microsoft.com/office/word/2015/wordml/symex" xmlns:wpg="http://schemas.microsoft.com/office/word/2010/wordprocessingGroup" xmlns:wpi="http://schemas.microsoft.com/office/word/2010/wordprocessingInk" xmlns:wne="http://schemas.microsoft.com/office/word/2006/wordml" xmlns:wps="http://schemas.microsoft.com/office/word/2010/wordprocessingShape" mc:Ignorable="w14 w15 w16se w16cid w16 w16cex w16sdtdh w16sdtfl w16du wp14">
+<w:ftr xmlns:wpc="http://schemas.microsoft.com/office/word/2010/wordprocessingCanvas" xmlns:cx="http://schemas.microsoft.com/office/drawing/2014/chartex" xmlns:cx1="http://schemas.microsoft.com/office/drawing/2015/9/8/chartex" xmlns:cx2="http://schemas.microsoft.com/office/drawing/2015/10/21/chartex" xmlns:cx3="http://schemas.microsoft.com/office/drawing/2016/5/9/chartex" xmlns:cx4="http://schemas.microsoft.com/office/drawing/2016/5/10/chartex" xmlns:cx5="http://schemas.microsoft.com/office/drawing/2016/5/11/chartex" xmlns:cx6="http://schemas.microsoft.com/office/drawing/2016/5/12/chartex" xmlns:cx7="http://schemas.microsoft.com/office/drawing/2016/5/13/chartex" xmlns:cx8="http://schemas.microsoft.com/office/drawing/2016/5/14/chartex" xmlns:mc="http://schemas.openxmlformats.org/markup-compatibility/2006" xmlns:aink="http://schemas.microsoft.com/office/drawing/2016/ink" xmlns:am3d="http://schemas.microsoft.com/office/drawing/2017/model3d" xmlns:o="urn:schemas-microsoft-com:office:office" xmlns:oel="http://schemas.microsoft.com/office/2019/extlst" xmlns:r="http://schemas.openxmlformats.org/officeDocument/2006/relationships" xmlns:m="http://schemas.openxmlformats.org/officeDocument/2006/math" xmlns:v="urn:schemas-microsoft-com:vml" xmlns:wp14="http://schemas.microsoft.com/office/word/2010/wordprocessingDrawing" xmlns:wp="http://schemas.openxmlformats.org/drawingml/2006/wordprocessingDrawing" xmlns:w10="urn:schemas-microsoft-com:office:word" xmlns:w="http://schemas.openxmlformats.org/wordprocessingml/2006/main" xmlns:w14="http://schemas.microsoft.com/office/word/2010/wordml" xmlns:w15="http://schemas.microsoft.com/office/word/2012/wordml" xmlns:w16cex="http://schemas.microsoft.com/office/word/2018/wordml/cex" xmlns:w16cid="http://schemas.microsoft.com/office/word/2016/wordml/cid" xmlns:w16="http://schemas.microsoft.com/office/word/2018/wordml" xmlns:w16sdtdh="http://schemas.microsoft.com/office/word/2020/wordml/sdtdatahash" xmlns:w16se="http://schemas.microsoft.com/office/word/2015/wordml/symex" xmlns:wpg="http://schemas.microsoft.com/office/word/2010/wordprocessingGroup" xmlns:wpi="http://schemas.microsoft.com/office/word/2010/wordprocessingInk" xmlns:wne="http://schemas.microsoft.com/office/word/2006/wordml" xmlns:wps="http://schemas.microsoft.com/office/word/2010/wordprocessingShape" mc:Ignorable="w14 w15 w16se w16cid w16 w16cex w16sdtdh wp14">
   <w:p>
     <w:pPr>
       <w:pBdr>
@@ -754,7 +725,7 @@
 </file>
 
 <file path=word/footnotes.xml><?xml version="1.0" encoding="utf-8"?>
-<w:footnotes xmlns:wpc="http://schemas.microsoft.com/office/word/2010/wordprocessingCanvas" xmlns:cx="http://schemas.microsoft.com/office/drawing/2014/chartex" xmlns:cx1="http://schemas.microsoft.com/office/drawing/2015/9/8/chartex" xmlns:cx2="http://schemas.microsoft.com/office/drawing/2015/10/21/chartex" xmlns:cx3="http://schemas.microsoft.com/office/drawing/2016/5/9/chartex" xmlns:cx4="http://schemas.microsoft.com/office/drawing/2016/5/10/chartex" xmlns:cx5="http://schemas.microsoft.com/office/drawing/2016/5/11/chartex" xmlns:cx6="http://schemas.microsoft.com/office/drawing/2016/5/12/chartex" xmlns:cx7="http://schemas.microsoft.com/office/drawing/2016/5/13/chartex" xmlns:cx8="http://schemas.microsoft.com/office/drawing/2016/5/14/chartex" xmlns:mc="http://schemas.openxmlformats.org/markup-compatibility/2006" xmlns:aink="http://schemas.microsoft.com/office/drawing/2016/ink" xmlns:am3d="http://schemas.microsoft.com/office/drawing/2017/model3d" xmlns:o="urn:schemas-microsoft-com:office:office" xmlns:oel="http://schemas.microsoft.com/office/2019/extlst" xmlns:r="http://schemas.openxmlformats.org/officeDocument/2006/relationships" xmlns:m="http://schemas.openxmlformats.org/officeDocument/2006/math" xmlns:v="urn:schemas-microsoft-com:vml" xmlns:wp14="http://schemas.microsoft.com/office/word/2010/wordprocessingDrawing" xmlns:wp="http://schemas.openxmlformats.org/drawingml/2006/wordprocessingDrawing" xmlns:w10="urn:schemas-microsoft-com:office:word" xmlns:w="http://schemas.openxmlformats.org/wordprocessingml/2006/main" xmlns:w14="http://schemas.microsoft.com/office/word/2010/wordml" xmlns:w15="http://schemas.microsoft.com/office/word/2012/wordml" xmlns:w16cex="http://schemas.microsoft.com/office/word/2018/wordml/cex" xmlns:w16cid="http://schemas.microsoft.com/office/word/2016/wordml/cid" xmlns:w16="http://schemas.microsoft.com/office/word/2018/wordml" xmlns:w16du="http://schemas.microsoft.com/office/word/2023/wordml/word16du" xmlns:w16sdtdh="http://schemas.microsoft.com/office/word/2020/wordml/sdtdatahash" xmlns:w16sdtfl="http://schemas.microsoft.com/office/word/2024/wordml/sdtformatlock" xmlns:w16se="http://schemas.microsoft.com/office/word/2015/wordml/symex" xmlns:wpg="http://schemas.microsoft.com/office/word/2010/wordprocessingGroup" xmlns:wpi="http://schemas.microsoft.com/office/word/2010/wordprocessingInk" xmlns:wne="http://schemas.microsoft.com/office/word/2006/wordml" xmlns:wps="http://schemas.microsoft.com/office/word/2010/wordprocessingShape" mc:Ignorable="w14 w15 w16se w16cid w16 w16cex w16sdtdh w16sdtfl w16du wp14">
+<w:footnotes xmlns:wpc="http://schemas.microsoft.com/office/word/2010/wordprocessingCanvas" xmlns:cx="http://schemas.microsoft.com/office/drawing/2014/chartex" xmlns:cx1="http://schemas.microsoft.com/office/drawing/2015/9/8/chartex" xmlns:cx2="http://schemas.microsoft.com/office/drawing/2015/10/21/chartex" xmlns:cx3="http://schemas.microsoft.com/office/drawing/2016/5/9/chartex" xmlns:cx4="http://schemas.microsoft.com/office/drawing/2016/5/10/chartex" xmlns:cx5="http://schemas.microsoft.com/office/drawing/2016/5/11/chartex" xmlns:cx6="http://schemas.microsoft.com/office/drawing/2016/5/12/chartex" xmlns:cx7="http://schemas.microsoft.com/office/drawing/2016/5/13/chartex" xmlns:cx8="http://schemas.microsoft.com/office/drawing/2016/5/14/chartex" xmlns:mc="http://schemas.openxmlformats.org/markup-compatibility/2006" xmlns:aink="http://schemas.microsoft.com/office/drawing/2016/ink" xmlns:am3d="http://schemas.microsoft.com/office/drawing/2017/model3d" xmlns:o="urn:schemas-microsoft-com:office:office" xmlns:oel="http://schemas.microsoft.com/office/2019/extlst" xmlns:r="http://schemas.openxmlformats.org/officeDocument/2006/relationships" xmlns:m="http://schemas.openxmlformats.org/officeDocument/2006/math" xmlns:v="urn:schemas-microsoft-com:vml" xmlns:wp14="http://schemas.microsoft.com/office/word/2010/wordprocessingDrawing" xmlns:wp="http://schemas.openxmlformats.org/drawingml/2006/wordprocessingDrawing" xmlns:w10="urn:schemas-microsoft-com:office:word" xmlns:w="http://schemas.openxmlformats.org/wordprocessingml/2006/main" xmlns:w14="http://schemas.microsoft.com/office/word/2010/wordml" xmlns:w15="http://schemas.microsoft.com/office/word/2012/wordml" xmlns:w16cex="http://schemas.microsoft.com/office/word/2018/wordml/cex" xmlns:w16cid="http://schemas.microsoft.com/office/word/2016/wordml/cid" xmlns:w16="http://schemas.microsoft.com/office/word/2018/wordml" xmlns:w16sdtdh="http://schemas.microsoft.com/office/word/2020/wordml/sdtdatahash" xmlns:w16se="http://schemas.microsoft.com/office/word/2015/wordml/symex" xmlns:wpg="http://schemas.microsoft.com/office/word/2010/wordprocessingGroup" xmlns:wpi="http://schemas.microsoft.com/office/word/2010/wordprocessingInk" xmlns:wne="http://schemas.microsoft.com/office/word/2006/wordml" xmlns:wps="http://schemas.microsoft.com/office/word/2010/wordprocessingShape" mc:Ignorable="w14 w15 w16se w16cid w16 w16cex w16sdtdh wp14">
   <w:footnote w:type="separator" w:id="-1">
     <w:p>
       <w:pPr>
@@ -779,7 +750,7 @@
 </file>
 
 <file path=word/header1.xml><?xml version="1.0" encoding="utf-8"?>
-<w:hdr xmlns:wpc="http://schemas.microsoft.com/office/word/2010/wordprocessingCanvas" xmlns:cx="http://schemas.microsoft.com/office/drawing/2014/chartex" xmlns:cx1="http://schemas.microsoft.com/office/drawing/2015/9/8/chartex" xmlns:cx2="http://schemas.microsoft.com/office/drawing/2015/10/21/chartex" xmlns:cx3="http://schemas.microsoft.com/office/drawing/2016/5/9/chartex" xmlns:cx4="http://schemas.microsoft.com/office/drawing/2016/5/10/chartex" xmlns:cx5="http://schemas.microsoft.com/office/drawing/2016/5/11/chartex" xmlns:cx6="http://schemas.microsoft.com/office/drawing/2016/5/12/chartex" xmlns:cx7="http://schemas.microsoft.com/office/drawing/2016/5/13/chartex" xmlns:cx8="http://schemas.microsoft.com/office/drawing/2016/5/14/chartex" xmlns:mc="http://schemas.openxmlformats.org/markup-compatibility/2006" xmlns:aink="http://schemas.microsoft.com/office/drawing/2016/ink" xmlns:am3d="http://schemas.microsoft.com/office/drawing/2017/model3d" xmlns:o="urn:schemas-microsoft-com:office:office" xmlns:oel="http://schemas.microsoft.com/office/2019/extlst" xmlns:r="http://schemas.openxmlformats.org/officeDocument/2006/relationships" xmlns:m="http://schemas.openxmlformats.org/officeDocument/2006/math" xmlns:v="urn:schemas-microsoft-com:vml" xmlns:wp14="http://schemas.microsoft.com/office/word/2010/wordprocessingDrawing" xmlns:wp="http://schemas.openxmlformats.org/drawingml/2006/wordprocessingDrawing" xmlns:w10="urn:schemas-microsoft-com:office:word" xmlns:w="http://schemas.openxmlformats.org/wordprocessingml/2006/main" xmlns:w14="http://schemas.microsoft.com/office/word/2010/wordml" xmlns:w15="http://schemas.microsoft.com/office/word/2012/wordml" xmlns:w16cex="http://schemas.microsoft.com/office/word/2018/wordml/cex" xmlns:w16cid="http://schemas.microsoft.com/office/word/2016/wordml/cid" xmlns:w16="http://schemas.microsoft.com/office/word/2018/wordml" xmlns:w16du="http://schemas.microsoft.com/office/word/2023/wordml/word16du" xmlns:w16sdtdh="http://schemas.microsoft.com/office/word/2020/wordml/sdtdatahash" xmlns:w16sdtfl="http://schemas.microsoft.com/office/word/2024/wordml/sdtformatlock" xmlns:w16se="http://schemas.microsoft.com/office/word/2015/wordml/symex" xmlns:wpg="http://schemas.microsoft.com/office/word/2010/wordprocessingGroup" xmlns:wpi="http://schemas.microsoft.com/office/word/2010/wordprocessingInk" xmlns:wne="http://schemas.microsoft.com/office/word/2006/wordml" xmlns:wps="http://schemas.microsoft.com/office/word/2010/wordprocessingShape" mc:Ignorable="w14 w15 w16se w16cid w16 w16cex w16sdtdh w16sdtfl w16du wp14">
+<w:hdr xmlns:wpc="http://schemas.microsoft.com/office/word/2010/wordprocessingCanvas" xmlns:cx="http://schemas.microsoft.com/office/drawing/2014/chartex" xmlns:cx1="http://schemas.microsoft.com/office/drawing/2015/9/8/chartex" xmlns:cx2="http://schemas.microsoft.com/office/drawing/2015/10/21/chartex" xmlns:cx3="http://schemas.microsoft.com/office/drawing/2016/5/9/chartex" xmlns:cx4="http://schemas.microsoft.com/office/drawing/2016/5/10/chartex" xmlns:cx5="http://schemas.microsoft.com/office/drawing/2016/5/11/chartex" xmlns:cx6="http://schemas.microsoft.com/office/drawing/2016/5/12/chartex" xmlns:cx7="http://schemas.microsoft.com/office/drawing/2016/5/13/chartex" xmlns:cx8="http://schemas.microsoft.com/office/drawing/2016/5/14/chartex" xmlns:mc="http://schemas.openxmlformats.org/markup-compatibility/2006" xmlns:aink="http://schemas.microsoft.com/office/drawing/2016/ink" xmlns:am3d="http://schemas.microsoft.com/office/drawing/2017/model3d" xmlns:o="urn:schemas-microsoft-com:office:office" xmlns:oel="http://schemas.microsoft.com/office/2019/extlst" xmlns:r="http://schemas.openxmlformats.org/officeDocument/2006/relationships" xmlns:m="http://schemas.openxmlformats.org/officeDocument/2006/math" xmlns:v="urn:schemas-microsoft-com:vml" xmlns:wp14="http://schemas.microsoft.com/office/word/2010/wordprocessingDrawing" xmlns:wp="http://schemas.openxmlformats.org/drawingml/2006/wordprocessingDrawing" xmlns:w10="urn:schemas-microsoft-com:office:word" xmlns:w="http://schemas.openxmlformats.org/wordprocessingml/2006/main" xmlns:w14="http://schemas.microsoft.com/office/word/2010/wordml" xmlns:w15="http://schemas.microsoft.com/office/word/2012/wordml" xmlns:w16cex="http://schemas.microsoft.com/office/word/2018/wordml/cex" xmlns:w16cid="http://schemas.microsoft.com/office/word/2016/wordml/cid" xmlns:w16="http://schemas.microsoft.com/office/word/2018/wordml" xmlns:w16sdtdh="http://schemas.microsoft.com/office/word/2020/wordml/sdtdatahash" xmlns:w16se="http://schemas.microsoft.com/office/word/2015/wordml/symex" xmlns:wpg="http://schemas.microsoft.com/office/word/2010/wordprocessingGroup" xmlns:wpi="http://schemas.microsoft.com/office/word/2010/wordprocessingInk" xmlns:wne="http://schemas.microsoft.com/office/word/2006/wordml" xmlns:wps="http://schemas.microsoft.com/office/word/2010/wordprocessingShape" mc:Ignorable="w14 w15 w16se w16cid w16 w16cex w16sdtdh wp14">
   <w:p>
     <w:pPr>
       <w:pBdr>
@@ -948,7 +919,7 @@
 </file>
 
 <file path=word/styles.xml><?xml version="1.0" encoding="utf-8"?>
-<w:styles xmlns:mc="http://schemas.openxmlformats.org/markup-compatibility/2006" xmlns:r="http://schemas.openxmlformats.org/officeDocument/2006/relationships" xmlns:w="http://schemas.openxmlformats.org/wordprocessingml/2006/main" xmlns:w14="http://schemas.microsoft.com/office/word/2010/wordml" xmlns:w15="http://schemas.microsoft.com/office/word/2012/wordml" xmlns:w16cex="http://schemas.microsoft.com/office/word/2018/wordml/cex" xmlns:w16cid="http://schemas.microsoft.com/office/word/2016/wordml/cid" xmlns:w16="http://schemas.microsoft.com/office/word/2018/wordml" xmlns:w16du="http://schemas.microsoft.com/office/word/2023/wordml/word16du" xmlns:w16sdtdh="http://schemas.microsoft.com/office/word/2020/wordml/sdtdatahash" xmlns:w16sdtfl="http://schemas.microsoft.com/office/word/2024/wordml/sdtformatlock" xmlns:w16se="http://schemas.microsoft.com/office/word/2015/wordml/symex" mc:Ignorable="w14 w15 w16se w16cid w16 w16cex w16sdtdh w16sdtfl w16du">
+<w:styles xmlns:mc="http://schemas.openxmlformats.org/markup-compatibility/2006" xmlns:r="http://schemas.openxmlformats.org/officeDocument/2006/relationships" xmlns:w="http://schemas.openxmlformats.org/wordprocessingml/2006/main" xmlns:w14="http://schemas.microsoft.com/office/word/2010/wordml" xmlns:w15="http://schemas.microsoft.com/office/word/2012/wordml" xmlns:w16cex="http://schemas.microsoft.com/office/word/2018/wordml/cex" xmlns:w16cid="http://schemas.microsoft.com/office/word/2016/wordml/cid" xmlns:w16="http://schemas.microsoft.com/office/word/2018/wordml" xmlns:w16sdtdh="http://schemas.microsoft.com/office/word/2020/wordml/sdtdatahash" xmlns:w16se="http://schemas.microsoft.com/office/word/2015/wordml/symex" mc:Ignorable="w14 w15 w16se w16cid w16 w16cex w16sdtdh">
   <w:docDefaults>
     <w:rPrDefault>
       <w:rPr>
@@ -1947,28 +1918,28 @@
 </file>
 
 <file path=customXml/item1.xml><?xml version="1.0" encoding="utf-8"?>
+<b:Sources xmlns:b="http://schemas.openxmlformats.org/officeDocument/2006/bibliography" xmlns="http://schemas.openxmlformats.org/officeDocument/2006/bibliography" SelectedStyle="\APASixthEditionOfficeOnline.xsl" StyleName="APA" Version="6"/>
+</file>
+
+<file path=customXml/item2.xml><?xml version="1.0" encoding="utf-8"?>
 <go:gDocsCustomXmlDataStorage xmlns:go="http://customooxmlschemas.google.com/" xmlns:r="http://schemas.openxmlformats.org/officeDocument/2006/relationships" uri="GoogleDocsCustomDataVersion1">
   <go:docsCustomData xmlns:go="http://customooxmlschemas.google.com/" roundtripDataSignature="AMtx7miCx+Nu1CPxqyL/BBGXTkNdiiVvgw==">AMUW2mX/OVMyNlh2esYtbXT3leA1tYR2EznNX3z+Dl88UXy2V04ZLpq90b6km9uqFoVU9JxR87mfj8k28kh8ZoWHzHITGgASyFaL7cKbMF4QChURDliJMsQ=</go:docsCustomData>
 </go:gDocsCustomXmlDataStorage>
 </file>
 
-<file path=customXml/item2.xml><?xml version="1.0" encoding="utf-8"?>
-<b:Sources xmlns:b="http://schemas.openxmlformats.org/officeDocument/2006/bibliography" xmlns="http://schemas.openxmlformats.org/officeDocument/2006/bibliography" SelectedStyle="\APASixthEditionOfficeOnline.xsl" StyleName="APA" Version="6"/>
+<file path=customXml/itemProps1.xml><?xml version="1.0" encoding="utf-8"?>
+<ds:datastoreItem xmlns:ds="http://schemas.openxmlformats.org/officeDocument/2006/customXml" ds:itemID="{C62CC713-402D-4CBA-AF6B-59D6E847A0FF}">
+  <ds:schemaRefs>
+    <ds:schemaRef ds:uri="http://schemas.openxmlformats.org/officeDocument/2006/bibliography"/>
+  </ds:schemaRefs>
+</ds:datastoreItem>
 </file>
 
-<file path=customXml/itemProps1.xml><?xml version="1.0" encoding="utf-8"?>
+<file path=customXml/itemProps2.xml><?xml version="1.0" encoding="utf-8"?>
 <ds:datastoreItem xmlns:ds="http://schemas.openxmlformats.org/officeDocument/2006/customXml" ds:itemID="{11111111-1234-1234-1234-123412341234}">
   <ds:schemaRefs>
     <ds:schemaRef ds:uri="http://customooxmlschemas.google.com/"/>
     <ds:schemaRef ds:uri="http://schemas.openxmlformats.org/officeDocument/2006/relationships"/>
   </ds:schemaRefs>
 </ds:datastoreItem>
-</file>
-
-<file path=customXml/itemProps2.xml><?xml version="1.0" encoding="utf-8"?>
-<ds:datastoreItem xmlns:ds="http://schemas.openxmlformats.org/officeDocument/2006/customXml" ds:itemID="{C62CC713-402D-4CBA-AF6B-59D6E847A0FF}">
-  <ds:schemaRefs>
-    <ds:schemaRef ds:uri="http://schemas.openxmlformats.org/officeDocument/2006/bibliography"/>
-  </ds:schemaRefs>
-</ds:datastoreItem>
 </file>